--- a/企业AI培训_交付包/初级项目实战_完整交付包/07_讲师资源/三天班执行方案.docx
+++ b/企业AI培训_交付包/初级项目实战_完整交付包/07_讲师资源/三天班执行方案.docx
@@ -121,16 +121,51 @@
         <w:rPr>
           <w:rFonts w:hint="eastAsia"/>
         </w:rPr>
-        <w:t xml:space="preserve">三件套课程资产：PPT1（38</w:t>
-      </w:r>
-      <w:r>
+        <w:t xml:space="preserve">三件套课程资产：PPT1（</w:t>
+      </w:r>
+      <w:r>
+        <w:rPr>
+          <w:rFonts w:hint="eastAsia"/>
+          <w:b/>
+          <w:bCs/>
+        </w:rPr>
+        <w:t xml:space="preserve">企业版</w:t>
+      </w:r>
+      <w:r>
+        <w:rPr>
+          <w:b/>
+          <w:bCs/>
+        </w:rPr>
         <w:t xml:space="preserve"> </w:t>
       </w:r>
       <w:r>
         <w:rPr>
           <w:rFonts w:hint="eastAsia"/>
-        </w:rPr>
-        <w:t xml:space="preserve">页通识）+</w:t>
+          <w:b/>
+          <w:bCs/>
+        </w:rPr>
+        <w:t xml:space="preserve">v3.0，44</w:t>
+      </w:r>
+      <w:r>
+        <w:rPr>
+          <w:b/>
+          <w:bCs/>
+        </w:rPr>
+        <w:t xml:space="preserve"> </w:t>
+      </w:r>
+      <w:r>
+        <w:rPr>
+          <w:rFonts w:hint="eastAsia"/>
+          <w:b/>
+          <w:bCs/>
+        </w:rPr>
+        <w:t xml:space="preserve">页通识</w:t>
+      </w:r>
+      <w:r>
+        <w:rPr>
+          <w:rFonts w:hint="eastAsia"/>
+        </w:rPr>
+        <w:t xml:space="preserve">）+</w:t>
       </w:r>
       <w:r>
         <w:t xml:space="preserve"> </w:t>
@@ -690,13 +725,22 @@
               <w:t xml:space="preserve"> </w:t>
             </w:r>
             <w:r>
-              <w:t xml:space="preserve">38 </w:t>
-            </w:r>
-            <w:r>
-              <w:rPr>
-                <w:rFonts w:hint="eastAsia"/>
-              </w:rPr>
-              <w:t xml:space="preserve">页全讲</w:t>
+              <w:t xml:space="preserve">44 </w:t>
+            </w:r>
+            <w:r>
+              <w:rPr>
+                <w:rFonts w:hint="eastAsia"/>
+              </w:rPr>
+              <w:t xml:space="preserve">页全讲（企业版</w:t>
+            </w:r>
+            <w:r>
+              <w:t xml:space="preserve"> </w:t>
+            </w:r>
+            <w:r>
+              <w:rPr>
+                <w:rFonts w:hint="eastAsia"/>
+              </w:rPr>
+              <w:t xml:space="preserve">v3.0）</w:t>
             </w:r>
           </w:p>
         </w:tc>
@@ -1048,7 +1092,7 @@
         <w:t xml:space="preserve">三、逐时程课表</w:t>
       </w:r>
     </w:p>
-    <w:bookmarkStart w:id="11" w:name="第-1-天-懂-aippt1-v238-页全讲"/>
+    <w:bookmarkStart w:id="11" w:name="第-1-天-懂-aippt1-企业版-v3.044-页全讲"/>
     <w:p>
       <w:pPr>
         <w:pStyle w:val="Heading3"/>
@@ -1093,7 +1137,16 @@
         <w:rPr>
           <w:rFonts w:hint="eastAsia"/>
         </w:rPr>
-        <w:t xml:space="preserve">v2，38</w:t>
+        <w:t xml:space="preserve">企业版</w:t>
+      </w:r>
+      <w:r>
+        <w:t xml:space="preserve"> </w:t>
+      </w:r>
+      <w:r>
+        <w:rPr>
+          <w:rFonts w:hint="eastAsia"/>
+        </w:rPr>
+        <w:t xml:space="preserve">v3.0，44</w:t>
       </w:r>
       <w:r>
         <w:t xml:space="preserve"> </w:t>
@@ -1396,7 +1449,7 @@
               <w:rPr>
                 <w:rFonts w:hint="eastAsia"/>
               </w:rPr>
-              <w:t xml:space="preserve">章（P11-15）：接话高手</w:t>
+              <w:t xml:space="preserve">章（P11-17）：接话高手</w:t>
             </w:r>
             <w:r>
               <w:t xml:space="preserve"> / </w:t>
@@ -1423,6 +1476,15 @@
               <w:rPr>
                 <w:rFonts w:hint="eastAsia"/>
               </w:rPr>
+              <w:t xml:space="preserve">参数五档</w:t>
+            </w:r>
+            <w:r>
+              <w:t xml:space="preserve"> / MoE / </w:t>
+            </w:r>
+            <w:r>
+              <w:rPr>
+                <w:rFonts w:hint="eastAsia"/>
+              </w:rPr>
               <w:t xml:space="preserve">多模态</w:t>
             </w:r>
           </w:p>
@@ -1437,7 +1499,25 @@
               <w:rPr>
                 <w:rFonts w:hint="eastAsia"/>
               </w:rPr>
-              <w:t xml:space="preserve">现场演示幻觉一次（故意问它编不了的事）</w:t>
+              <w:t xml:space="preserve">现场演示幻觉一次；参数/MoE</w:t>
+            </w:r>
+            <w:r>
+              <w:t xml:space="preserve"> </w:t>
+            </w:r>
+            <w:r>
+              <w:rPr>
+                <w:rFonts w:hint="eastAsia"/>
+              </w:rPr>
+              <w:t xml:space="preserve">各</w:t>
+            </w:r>
+            <w:r>
+              <w:t xml:space="preserve"> 1 </w:t>
+            </w:r>
+            <w:r>
+              <w:rPr>
+                <w:rFonts w:hint="eastAsia"/>
+              </w:rPr>
+              <w:t xml:space="preserve">分钟带过</w:t>
             </w:r>
           </w:p>
         </w:tc>
@@ -1473,7 +1553,7 @@
               <w:rPr>
                 <w:rFonts w:hint="eastAsia"/>
               </w:rPr>
-              <w:t xml:space="preserve">章（P16-19）：五要素</w:t>
+              <w:t xml:space="preserve">章（P18-22）：五要素</w:t>
             </w:r>
             <w:r>
               <w:t xml:space="preserve"> / </w:t>
@@ -1501,6 +1581,24 @@
                 <w:rFonts w:hint="eastAsia"/>
               </w:rPr>
               <w:t xml:space="preserve">迭代</w:t>
+            </w:r>
+            <w:r>
+              <w:t xml:space="preserve"> / </w:t>
+            </w:r>
+            <w:r>
+              <w:rPr>
+                <w:rFonts w:hint="eastAsia"/>
+              </w:rPr>
+              <w:t xml:space="preserve">进阶</w:t>
+            </w:r>
+            <w:r>
+              <w:t xml:space="preserve"> 4 </w:t>
+            </w:r>
+            <w:r>
+              <w:rPr>
+                <w:rFonts w:hint="eastAsia"/>
+              </w:rPr>
+              <w:t xml:space="preserve">招</w:t>
             </w:r>
           </w:p>
         </w:tc>
@@ -1612,7 +1710,7 @@
               <w:rPr>
                 <w:rFonts w:hint="eastAsia"/>
               </w:rPr>
-              <w:t xml:space="preserve">章（P20-25）：工具地图</w:t>
+              <w:t xml:space="preserve">章（P23-32）：工具地图</w:t>
             </w:r>
             <w:r>
               <w:t xml:space="preserve"> / </w:t>
@@ -1621,7 +1719,7 @@
               <w:rPr>
                 <w:rFonts w:hint="eastAsia"/>
               </w:rPr>
-              <w:t xml:space="preserve">选型</w:t>
+              <w:t xml:space="preserve">国产五强</w:t>
             </w:r>
             <w:r>
               <w:t xml:space="preserve"> / </w:t>
@@ -1630,16 +1728,25 @@
               <w:rPr>
                 <w:rFonts w:hint="eastAsia"/>
               </w:rPr>
+              <w:t xml:space="preserve">成本</w:t>
+            </w:r>
+            <w:r>
+              <w:t xml:space="preserve"> / </w:t>
+            </w:r>
+            <w:r>
+              <w:rPr>
+                <w:rFonts w:hint="eastAsia"/>
+              </w:rPr>
               <w:t xml:space="preserve">三步上手</w:t>
             </w:r>
             <w:r>
-              <w:t xml:space="preserve"> / WorkBuddy </w:t>
-            </w:r>
-            <w:r>
-              <w:rPr>
-                <w:rFonts w:hint="eastAsia"/>
-              </w:rPr>
-              <w:t xml:space="preserve">六能力</w:t>
+              <w:t xml:space="preserve"> / WorkBuddy / </w:t>
+            </w:r>
+            <w:r>
+              <w:rPr>
+                <w:rFonts w:hint="eastAsia"/>
+              </w:rPr>
+              <w:t xml:space="preserve">现场演示</w:t>
             </w:r>
             <w:r>
               <w:t xml:space="preserve"> / </w:t>
@@ -1648,7 +1755,16 @@
               <w:rPr>
                 <w:rFonts w:hint="eastAsia"/>
               </w:rPr>
-              <w:t xml:space="preserve">现场演示</w:t>
+              <w:t xml:space="preserve">三红线</w:t>
+            </w:r>
+            <w:r>
+              <w:t xml:space="preserve"> / AI </w:t>
+            </w:r>
+            <w:r>
+              <w:rPr>
+                <w:rFonts w:hint="eastAsia"/>
+              </w:rPr>
+              <w:t xml:space="preserve">创作</w:t>
             </w:r>
           </w:p>
         </w:tc>
@@ -1685,16 +1801,7 @@
               <w:rPr>
                 <w:rFonts w:hint="eastAsia"/>
               </w:rPr>
-              <w:t xml:space="preserve">（为</w:t>
-            </w:r>
-            <w:r>
-              <w:t xml:space="preserve"> D2 </w:t>
-            </w:r>
-            <w:r>
-              <w:rPr>
-                <w:rFonts w:hint="eastAsia"/>
-              </w:rPr>
-              <w:t xml:space="preserve">埋伏笔）；让学员跟着开账号</w:t>
+              <w:t xml:space="preserve">；让学员跟着开账号；成本/标杆可压缩</w:t>
             </w:r>
           </w:p>
         </w:tc>
@@ -1718,27 +1825,6 @@
               <w:pStyle w:val="Compact"/>
             </w:pPr>
             <w:r>
-              <w:t xml:space="preserve">P26 </w:t>
-            </w:r>
-            <w:r>
-              <w:rPr>
-                <w:rFonts w:hint="eastAsia"/>
-              </w:rPr>
-              <w:t xml:space="preserve">红线</w:t>
-            </w:r>
-            <w:r>
-              <w:t xml:space="preserve"> + P27 AI </w:t>
-            </w:r>
-            <w:r>
-              <w:rPr>
-                <w:rFonts w:hint="eastAsia"/>
-              </w:rPr>
-              <w:t xml:space="preserve">创作</w:t>
-            </w:r>
-            <w:r>
-              <w:t xml:space="preserve"> + </w:t>
-            </w:r>
-            <w:r>
               <w:rPr>
                 <w:rFonts w:hint="eastAsia"/>
               </w:rPr>
@@ -1751,10 +1837,10 @@
               <w:rPr>
                 <w:rFonts w:hint="eastAsia"/>
               </w:rPr>
-              <w:t xml:space="preserve">章（P28-31）：Agent</w:t>
-            </w:r>
-            <w:r>
-              <w:t xml:space="preserve"> / </w:t>
+              <w:t xml:space="preserve">章（P33-36）：Agent</w:t>
+            </w:r>
+            <w:r>
+              <w:t xml:space="preserve"> / Agent vs Copilot / </w:t>
             </w:r>
             <w:r>
               <w:rPr>
@@ -1837,7 +1923,16 @@
               <w:rPr>
                 <w:rFonts w:hint="eastAsia"/>
               </w:rPr>
-              <w:t xml:space="preserve">章（P32-38）：四大风险</w:t>
+              <w:t xml:space="preserve">章（P37-43）+</w:t>
+            </w:r>
+            <w:r>
+              <w:t xml:space="preserve"> </w:t>
+            </w:r>
+            <w:r>
+              <w:rPr>
+                <w:rFonts w:hint="eastAsia"/>
+              </w:rPr>
+              <w:t xml:space="preserve">收尾（P44）：四大风险</w:t>
             </w:r>
             <w:r>
               <w:t xml:space="preserve"> / </w:t>
@@ -1846,7 +1941,7 @@
               <w:rPr>
                 <w:rFonts w:hint="eastAsia"/>
               </w:rPr>
-              <w:t xml:space="preserve">红线</w:t>
+              <w:t xml:space="preserve">数据红线</w:t>
             </w:r>
             <w:r>
               <w:t xml:space="preserve"> / </w:t>
@@ -1867,6 +1962,15 @@
               <w:t xml:space="preserve">应对三步</w:t>
             </w:r>
             <w:r>
+              <w:t xml:space="preserve"> / 90 </w:t>
+            </w:r>
+            <w:r>
+              <w:rPr>
+                <w:rFonts w:hint="eastAsia"/>
+              </w:rPr>
+              <w:t xml:space="preserve">天落地</w:t>
+            </w:r>
+            <w:r>
               <w:t xml:space="preserve"> / 9 </w:t>
             </w:r>
             <w:r>
@@ -1875,28 +1979,19 @@
               </w:rPr>
               <w:t xml:space="preserve">条自检</w:t>
             </w:r>
-            <w:r>
-              <w:t xml:space="preserve"> + </w:t>
-            </w:r>
-            <w:r>
-              <w:rPr>
-                <w:rFonts w:hint="eastAsia"/>
-              </w:rPr>
-              <w:t xml:space="preserve">收尾</w:t>
-            </w:r>
-          </w:p>
-        </w:tc>
-        <w:tc>
-          <w:tcPr/>
-          <w:p>
-            <w:pPr>
-              <w:pStyle w:val="Compact"/>
-            </w:pPr>
-            <w:r>
-              <w:rPr>
-                <w:rFonts w:hint="eastAsia"/>
-              </w:rPr>
-              <w:t xml:space="preserve">数据分级现场举例（学员报自己岗位最敏感的数据对号入座）；逐条过</w:t>
+          </w:p>
+        </w:tc>
+        <w:tc>
+          <w:tcPr/>
+          <w:p>
+            <w:pPr>
+              <w:pStyle w:val="Compact"/>
+            </w:pPr>
+            <w:r>
+              <w:rPr>
+                <w:rFonts w:hint="eastAsia"/>
+              </w:rPr>
+              <w:t xml:space="preserve">数据分级现场举例；逐条过</w:t>
             </w:r>
             <w:r>
               <w:t xml:space="preserve"> 9 </w:t>
@@ -6760,18 +6855,33 @@
                 <w:b/>
                 <w:bCs/>
               </w:rPr>
-              <w:t xml:space="preserve">PPT1 v2</w:t>
-            </w:r>
-          </w:p>
-        </w:tc>
-        <w:tc>
-          <w:tcPr/>
-          <w:p>
-            <w:pPr>
-              <w:pStyle w:val="Compact"/>
-            </w:pPr>
-            <w:r>
-              <w:t xml:space="preserve">P01-33 </w:t>
+              <w:t xml:space="preserve">PPT1 </w:t>
+            </w:r>
+            <w:r>
+              <w:rPr>
+                <w:rFonts w:hint="eastAsia"/>
+                <w:b/>
+                <w:bCs/>
+              </w:rPr>
+              <w:t xml:space="preserve">企业版</w:t>
+            </w:r>
+            <w:r>
+              <w:rPr>
+                <w:b/>
+                <w:bCs/>
+              </w:rPr>
+              <w:t xml:space="preserve"> v3.0</w:t>
+            </w:r>
+          </w:p>
+        </w:tc>
+        <w:tc>
+          <w:tcPr/>
+          <w:p>
+            <w:pPr>
+              <w:pStyle w:val="Compact"/>
+            </w:pPr>
+            <w:r>
+              <w:t xml:space="preserve">P01-44 </w:t>
             </w:r>
             <w:r>
               <w:rPr>
@@ -7232,7 +7342,7 @@
               <w:rPr>
                 <w:rFonts w:hint="eastAsia"/>
               </w:rPr>
-              <w:t xml:space="preserve">通用基础_PPT1_v2.pptx（38</w:t>
+              <w:t xml:space="preserve">通用基础_PPT1_v3.pptx（44</w:t>
             </w:r>
             <w:r>
               <w:t xml:space="preserve"> </w:t>
@@ -7241,7 +7351,16 @@
               <w:rPr>
                 <w:rFonts w:hint="eastAsia"/>
               </w:rPr>
-              <w:t xml:space="preserve">页）</w:t>
+              <w:t xml:space="preserve">页，企业版</w:t>
+            </w:r>
+            <w:r>
+              <w:t xml:space="preserve"> </w:t>
+            </w:r>
+            <w:r>
+              <w:rPr>
+                <w:rFonts w:hint="eastAsia"/>
+              </w:rPr>
+              <w:t xml:space="preserve">v3.0）</w:t>
             </w:r>
           </w:p>
         </w:tc>

--- a/企业AI培训_交付包/初级项目实战_完整交付包/07_讲师资源/三天班执行方案.docx
+++ b/企业AI培训_交付包/初级项目实战_完整交付包/07_讲师资源/三天班执行方案.docx
@@ -144,7 +144,7 @@
           <w:b/>
           <w:bCs/>
         </w:rPr>
-        <w:t xml:space="preserve">v3.0，44</w:t>
+        <w:t xml:space="preserve">v3.0，45</w:t>
       </w:r>
       <w:r>
         <w:rPr>
@@ -725,7 +725,7 @@
               <w:t xml:space="preserve"> </w:t>
             </w:r>
             <w:r>
-              <w:t xml:space="preserve">44 </w:t>
+              <w:t xml:space="preserve">45 </w:t>
             </w:r>
             <w:r>
               <w:rPr>
@@ -886,7 +886,7 @@
               <w:t xml:space="preserve"> </w:t>
             </w:r>
             <w:r>
-              <w:t xml:space="preserve">P01-24 +</w:t>
+              <w:t xml:space="preserve">P2-25 +</w:t>
             </w:r>
             <w:r>
               <w:t xml:space="preserve"> </w:t>
@@ -902,7 +902,7 @@
               <w:t xml:space="preserve"> </w:t>
             </w:r>
             <w:r>
-              <w:t xml:space="preserve">P02-05、P06-31</w:t>
+              <w:t xml:space="preserve">P3-6、P7-32</w:t>
             </w:r>
           </w:p>
         </w:tc>
@@ -1057,7 +1057,7 @@
               <w:t xml:space="preserve"> </w:t>
             </w:r>
             <w:r>
-              <w:t xml:space="preserve">P25-33 +</w:t>
+              <w:t xml:space="preserve">P26-34 +</w:t>
             </w:r>
             <w:r>
               <w:t xml:space="preserve"> </w:t>
@@ -1073,7 +1073,7 @@
               <w:t xml:space="preserve"> </w:t>
             </w:r>
             <w:r>
-              <w:t xml:space="preserve">P32</w:t>
+              <w:t xml:space="preserve">P33</w:t>
             </w:r>
           </w:p>
         </w:tc>
@@ -1092,7 +1092,7 @@
         <w:t xml:space="preserve">三、逐时程课表</w:t>
       </w:r>
     </w:p>
-    <w:bookmarkStart w:id="11" w:name="第-1-天-懂-aippt1-企业版-v3.044-页全讲"/>
+    <w:bookmarkStart w:id="11" w:name="第-1-天-懂-aippt1-企业版-v3.045-页全讲"/>
     <w:p>
       <w:pPr>
         <w:pStyle w:val="Heading3"/>
@@ -1146,7 +1146,7 @@
         <w:rPr>
           <w:rFonts w:hint="eastAsia"/>
         </w:rPr>
-        <w:t xml:space="preserve">v3.0，44</w:t>
+        <w:t xml:space="preserve">v3.0，45</w:t>
       </w:r>
       <w:r>
         <w:t xml:space="preserve"> </w:t>
@@ -1325,7 +1325,7 @@
               <w:rPr>
                 <w:rFonts w:hint="eastAsia"/>
               </w:rPr>
-              <w:t xml:space="preserve">章（P03-P10）：三个误区</w:t>
+              <w:t xml:space="preserve">章（P4-P11）：三个误区</w:t>
             </w:r>
             <w:r>
               <w:t xml:space="preserve"> / AI </w:t>
@@ -1449,7 +1449,7 @@
               <w:rPr>
                 <w:rFonts w:hint="eastAsia"/>
               </w:rPr>
-              <w:t xml:space="preserve">章（P11-17）：接话高手</w:t>
+              <w:t xml:space="preserve">章（P12-18）：接话高手</w:t>
             </w:r>
             <w:r>
               <w:t xml:space="preserve"> / </w:t>
@@ -1553,7 +1553,7 @@
               <w:rPr>
                 <w:rFonts w:hint="eastAsia"/>
               </w:rPr>
-              <w:t xml:space="preserve">章（P18-22）：五要素</w:t>
+              <w:t xml:space="preserve">章（P19-23）：五要素</w:t>
             </w:r>
             <w:r>
               <w:t xml:space="preserve"> / </w:t>
@@ -1710,7 +1710,7 @@
               <w:rPr>
                 <w:rFonts w:hint="eastAsia"/>
               </w:rPr>
-              <w:t xml:space="preserve">章（P23-32）：工具地图</w:t>
+              <w:t xml:space="preserve">章（P24-33）：工具地图</w:t>
             </w:r>
             <w:r>
               <w:t xml:space="preserve"> / </w:t>
@@ -1837,7 +1837,7 @@
               <w:rPr>
                 <w:rFonts w:hint="eastAsia"/>
               </w:rPr>
-              <w:t xml:space="preserve">章（P33-36）：Agent</w:t>
+              <w:t xml:space="preserve">章（P34-37）：Agent</w:t>
             </w:r>
             <w:r>
               <w:t xml:space="preserve"> / Agent vs Copilot / </w:t>
@@ -1923,7 +1923,7 @@
               <w:rPr>
                 <w:rFonts w:hint="eastAsia"/>
               </w:rPr>
-              <w:t xml:space="preserve">章（P37-43）+</w:t>
+              <w:t xml:space="preserve">章（P38-44）+</w:t>
             </w:r>
             <w:r>
               <w:t xml:space="preserve"> </w:t>
@@ -1932,7 +1932,7 @@
               <w:rPr>
                 <w:rFonts w:hint="eastAsia"/>
               </w:rPr>
-              <w:t xml:space="preserve">收尾（P44）：四大风险</w:t>
+              <w:t xml:space="preserve">收尾（P45）：四大风险</w:t>
             </w:r>
             <w:r>
               <w:t xml:space="preserve"> / </w:t>
@@ -2242,7 +2242,7 @@
                 <w:b/>
                 <w:bCs/>
               </w:rPr>
-              <w:t xml:space="preserve">章选题（P03-09）</w:t>
+              <w:t xml:space="preserve">章选题（P4-10）</w:t>
             </w:r>
             <w:r>
               <w:rPr>
@@ -2301,7 +2301,7 @@
               <w:t xml:space="preserve">讲</w:t>
             </w:r>
             <w:r>
-              <w:t xml:space="preserve"> P08 </w:t>
+              <w:t xml:space="preserve"> P9 </w:t>
             </w:r>
             <w:r>
               <w:rPr>
@@ -2357,7 +2357,7 @@
               <w:rPr>
                 <w:rFonts w:hint="eastAsia"/>
               </w:rPr>
-              <w:t xml:space="preserve">（P09）：征集单任务</w:t>
+              <w:t xml:space="preserve">（P10）：征集单任务</w:t>
             </w:r>
             <w:r>
               <w:t xml:space="preserve"> + 26 </w:t>
@@ -2455,7 +2455,7 @@
                 <w:b/>
                 <w:bCs/>
               </w:rPr>
-              <w:t xml:space="preserve">章立项（P10-14）</w:t>
+              <w:t xml:space="preserve">章立项（P11-15）</w:t>
             </w:r>
             <w:r>
               <w:rPr>
@@ -2538,7 +2538,7 @@
               <w:rPr>
                 <w:rFonts w:hint="eastAsia"/>
               </w:rPr>
-              <w:t xml:space="preserve">现场填立项书（P15，15min）+</w:t>
+              <w:t xml:space="preserve">现场填立项书（P16，15min）+</w:t>
             </w:r>
             <w:r>
               <w:t xml:space="preserve"> </w:t>
@@ -2547,7 +2547,7 @@
               <w:rPr>
                 <w:rFonts w:hint="eastAsia"/>
               </w:rPr>
-              <w:t xml:space="preserve">同桌互评（P16，10min）+</w:t>
+              <w:t xml:space="preserve">同桌互评（P17，10min）+</w:t>
             </w:r>
             <w:r>
               <w:t xml:space="preserve"> </w:t>
@@ -2736,7 +2736,7 @@
               <w:t xml:space="preserve">（PPT2</w:t>
             </w:r>
             <w:r>
-              <w:t xml:space="preserve"> P17-24 </w:t>
+              <w:t xml:space="preserve"> P18-25 </w:t>
             </w:r>
             <w:r>
               <w:rPr>
@@ -2745,7 +2745,7 @@
               <w:t xml:space="preserve">方法论</w:t>
             </w:r>
             <w:r>
-              <w:t xml:space="preserve"> + PPT3 P06-31 </w:t>
+              <w:t xml:space="preserve"> + PPT3 P7-32 </w:t>
             </w:r>
             <w:r>
               <w:rPr>
@@ -2937,7 +2937,7 @@
               <w:t xml:space="preserve">行（交付）核进度；收尾讲</w:t>
             </w:r>
             <w:r>
-              <w:t xml:space="preserve"> P21 </w:t>
+              <w:t xml:space="preserve"> P22 </w:t>
             </w:r>
             <w:r>
               <w:rPr>
@@ -2946,7 +2946,7 @@
               <w:t xml:space="preserve">人终审</w:t>
             </w:r>
             <w:r>
-              <w:t xml:space="preserve"> + P22 </w:t>
+              <w:t xml:space="preserve"> + P23 </w:t>
             </w:r>
             <w:r>
               <w:rPr>
@@ -3374,7 +3374,7 @@
               <w:t xml:space="preserve">（PPT2</w:t>
             </w:r>
             <w:r>
-              <w:t xml:space="preserve"> P26 + </w:t>
+              <w:t xml:space="preserve"> P27 + </w:t>
             </w:r>
             <w:r>
               <w:rPr>
@@ -3406,7 +3406,7 @@
               <w:rPr>
                 <w:rFonts w:hint="eastAsia"/>
               </w:rPr>
-              <w:t xml:space="preserve">P32）：查交付物（打开</w:t>
+              <w:t xml:space="preserve">P33）：查交付物（打开</w:t>
             </w:r>
             <w:r>
               <w:t xml:space="preserve"> + </w:t>
@@ -3560,7 +3560,7 @@
               <w:rPr>
                 <w:rFonts w:hint="eastAsia"/>
               </w:rPr>
-              <w:t xml:space="preserve">P28-29）</w:t>
+              <w:t xml:space="preserve">P29-30）</w:t>
             </w:r>
           </w:p>
         </w:tc>
@@ -3746,7 +3746,7 @@
               <w:rPr>
                 <w:rFonts w:hint="eastAsia"/>
               </w:rPr>
-              <w:t xml:space="preserve">梯子（P30</w:t>
+              <w:t xml:space="preserve">梯子（P31</w:t>
             </w:r>
             <w:r>
               <w:t xml:space="preserve"> 30 </w:t>
@@ -3758,7 +3758,7 @@
               <w:t xml:space="preserve">天习惯</w:t>
             </w:r>
             <w:r>
-              <w:t xml:space="preserve"> + P31 </w:t>
+              <w:t xml:space="preserve"> + P32 </w:t>
             </w:r>
             <w:r>
               <w:rPr>
@@ -3827,7 +3827,7 @@
         <w:t xml:space="preserve">对照</w:t>
       </w:r>
       <w:r>
-        <w:t xml:space="preserve"> PPT3 P04 </w:t>
+        <w:t xml:space="preserve"> PPT3 P5 </w:t>
       </w:r>
       <w:r>
         <w:rPr>
@@ -4387,7 +4387,7 @@
         <w:t xml:space="preserve">验收」，记录每步耗时（校准</w:t>
       </w:r>
       <w:r>
-        <w:t xml:space="preserve"> P24 </w:t>
+        <w:t xml:space="preserve"> P25 </w:t>
       </w:r>
       <w:r>
         <w:rPr>
@@ -4489,7 +4489,7 @@
         </w:numPr>
       </w:pPr>
       <w:r>
-        <w:t xml:space="preserve">PPT3 P04 </w:t>
+        <w:t xml:space="preserve">PPT3 P5 </w:t>
       </w:r>
       <w:r>
         <w:rPr>
@@ -4705,7 +4705,7 @@
         <w:t xml:space="preserve">五、选题与分组：组织流程</w:t>
       </w:r>
     </w:p>
-    <w:bookmarkStart w:id="20" w:name="选题五步ppt3-p03"/>
+    <w:bookmarkStart w:id="20" w:name="选题五步ppt3-p4"/>
     <w:p>
       <w:pPr>
         <w:pStyle w:val="Heading3"/>
@@ -4723,7 +4723,7 @@
         <w:rPr>
           <w:rFonts w:hint="eastAsia"/>
         </w:rPr>
-        <w:t xml:space="preserve">P03）</w:t>
+        <w:t xml:space="preserve">P4）</w:t>
       </w:r>
     </w:p>
     <w:p>
@@ -5980,7 +5980,7 @@
         <w:rPr>
           <w:rFonts w:hint="eastAsia"/>
         </w:rPr>
-        <w:t xml:space="preserve">P32）：查交付物</w:t>
+        <w:t xml:space="preserve">P33）：查交付物</w:t>
       </w:r>
       <w:r>
         <w:t xml:space="preserve"> → </w:t>
@@ -6881,7 +6881,7 @@
               <w:pStyle w:val="Compact"/>
             </w:pPr>
             <w:r>
-              <w:t xml:space="preserve">P01-44 </w:t>
+              <w:t xml:space="preserve">P2-46 </w:t>
             </w:r>
             <w:r>
               <w:rPr>
@@ -6935,7 +6935,7 @@
               <w:rPr>
                 <w:rFonts w:hint="eastAsia"/>
               </w:rPr>
-              <w:t xml:space="preserve">P01-16（选题</w:t>
+              <w:t xml:space="preserve">P2-17（选题</w:t>
             </w:r>
             <w:r>
               <w:t xml:space="preserve"> + </w:t>
@@ -6998,7 +6998,7 @@
               <w:t xml:space="preserve">三天总览</w:t>
             </w:r>
             <w:r>
-              <w:t xml:space="preserve"> / P03 </w:t>
+              <w:t xml:space="preserve"> / P4 </w:t>
             </w:r>
             <w:r>
               <w:rPr>
@@ -7007,7 +7007,7 @@
               <w:t xml:space="preserve">选题五步</w:t>
             </w:r>
             <w:r>
-              <w:t xml:space="preserve"> / P05 </w:t>
+              <w:t xml:space="preserve"> / P6 </w:t>
             </w:r>
             <w:r>
               <w:rPr>
@@ -7058,7 +7058,7 @@
               <w:pStyle w:val="Compact"/>
             </w:pPr>
             <w:r>
-              <w:t xml:space="preserve">PPT2 P17-24 </w:t>
+              <w:t xml:space="preserve">PPT2 P18-25 </w:t>
             </w:r>
             <w:r>
               <w:rPr>
@@ -7077,7 +7077,7 @@
                 <w:b/>
                 <w:bCs/>
               </w:rPr>
-              <w:t xml:space="preserve">PPT3 P06-31 </w:t>
+              <w:t xml:space="preserve">PPT3 P7-32 </w:t>
             </w:r>
             <w:r>
               <w:rPr>
@@ -7226,7 +7226,7 @@
               <w:pStyle w:val="Compact"/>
             </w:pPr>
             <w:r>
-              <w:t xml:space="preserve">PPT2 P25-33 </w:t>
+              <w:t xml:space="preserve">PPT2 P26-34 </w:t>
             </w:r>
             <w:r>
               <w:rPr>
@@ -7245,7 +7245,7 @@
                 <w:b/>
                 <w:bCs/>
               </w:rPr>
-              <w:t xml:space="preserve">PPT3 P32 </w:t>
+              <w:t xml:space="preserve">PPT3 P33 </w:t>
             </w:r>
             <w:r>
               <w:rPr>
@@ -7342,7 +7342,7 @@
               <w:rPr>
                 <w:rFonts w:hint="eastAsia"/>
               </w:rPr>
-              <w:t xml:space="preserve">通用基础_PPT1_v3.pptx（44</w:t>
+              <w:t xml:space="preserve">通用基础_PPT1_v3.pptx（45</w:t>
             </w:r>
             <w:r>
               <w:t xml:space="preserve"> </w:t>

--- a/企业AI培训_交付包/初级项目实战_完整交付包/07_讲师资源/三天班执行方案.docx
+++ b/企业AI培训_交付包/初级项目实战_完整交付包/07_讲师资源/三天班执行方案.docx
@@ -144,7 +144,7 @@
           <w:b/>
           <w:bCs/>
         </w:rPr>
-        <w:t xml:space="preserve">v3.0，45</w:t>
+        <w:t xml:space="preserve">v3.0，48</w:t>
       </w:r>
       <w:r>
         <w:rPr>
@@ -725,7 +725,7 @@
               <w:t xml:space="preserve"> </w:t>
             </w:r>
             <w:r>
-              <w:t xml:space="preserve">45 </w:t>
+              <w:t xml:space="preserve">48 </w:t>
             </w:r>
             <w:r>
               <w:rPr>
@@ -902,7 +902,7 @@
               <w:t xml:space="preserve"> </w:t>
             </w:r>
             <w:r>
-              <w:t xml:space="preserve">P3-6、P7-32</w:t>
+              <w:t xml:space="preserve">P3-6、P7-33</w:t>
             </w:r>
           </w:p>
         </w:tc>
@@ -1057,7 +1057,7 @@
               <w:t xml:space="preserve"> </w:t>
             </w:r>
             <w:r>
-              <w:t xml:space="preserve">P26-34 +</w:t>
+              <w:t xml:space="preserve">P26-35 +</w:t>
             </w:r>
             <w:r>
               <w:t xml:space="preserve"> </w:t>
@@ -1073,7 +1073,7 @@
               <w:t xml:space="preserve"> </w:t>
             </w:r>
             <w:r>
-              <w:t xml:space="preserve">P33</w:t>
+              <w:t xml:space="preserve">P34</w:t>
             </w:r>
           </w:p>
         </w:tc>
@@ -1092,7 +1092,7 @@
         <w:t xml:space="preserve">三、逐时程课表</w:t>
       </w:r>
     </w:p>
-    <w:bookmarkStart w:id="11" w:name="第-1-天-懂-aippt1-企业版-v3.045-页全讲"/>
+    <w:bookmarkStart w:id="11" w:name="第-1-天-懂-aippt1-企业版-v3.048-页全讲"/>
     <w:p>
       <w:pPr>
         <w:pStyle w:val="Heading3"/>
@@ -1146,7 +1146,7 @@
         <w:rPr>
           <w:rFonts w:hint="eastAsia"/>
         </w:rPr>
-        <w:t xml:space="preserve">v3.0，45</w:t>
+        <w:t xml:space="preserve">v3.0，48</w:t>
       </w:r>
       <w:r>
         <w:t xml:space="preserve"> </w:t>
@@ -1710,7 +1710,7 @@
               <w:rPr>
                 <w:rFonts w:hint="eastAsia"/>
               </w:rPr>
-              <w:t xml:space="preserve">章（P24-33）：工具地图</w:t>
+              <w:t xml:space="preserve">章（P24-34）：工具地图</w:t>
             </w:r>
             <w:r>
               <w:t xml:space="preserve"> / </w:t>
@@ -1837,7 +1837,7 @@
               <w:rPr>
                 <w:rFonts w:hint="eastAsia"/>
               </w:rPr>
-              <w:t xml:space="preserve">章（P34-37）：Agent</w:t>
+              <w:t xml:space="preserve">章（P35-38）：Agent</w:t>
             </w:r>
             <w:r>
               <w:t xml:space="preserve"> / Agent vs Copilot / </w:t>
@@ -1923,7 +1923,7 @@
               <w:rPr>
                 <w:rFonts w:hint="eastAsia"/>
               </w:rPr>
-              <w:t xml:space="preserve">章（P38-44）+</w:t>
+              <w:t xml:space="preserve">章（P39-47）+</w:t>
             </w:r>
             <w:r>
               <w:t xml:space="preserve"> </w:t>
@@ -1932,7 +1932,7 @@
               <w:rPr>
                 <w:rFonts w:hint="eastAsia"/>
               </w:rPr>
-              <w:t xml:space="preserve">收尾（P45）：四大风险</w:t>
+              <w:t xml:space="preserve">收尾（P48）：四大风险</w:t>
             </w:r>
             <w:r>
               <w:t xml:space="preserve"> / </w:t>
@@ -2745,7 +2745,7 @@
               <w:t xml:space="preserve">方法论</w:t>
             </w:r>
             <w:r>
-              <w:t xml:space="preserve"> + PPT3 P7-32 </w:t>
+              <w:t xml:space="preserve"> + PPT3 P7-33 </w:t>
             </w:r>
             <w:r>
               <w:rPr>
@@ -3406,7 +3406,7 @@
               <w:rPr>
                 <w:rFonts w:hint="eastAsia"/>
               </w:rPr>
-              <w:t xml:space="preserve">P33）：查交付物（打开</w:t>
+              <w:t xml:space="preserve">P34）：查交付物（打开</w:t>
             </w:r>
             <w:r>
               <w:t xml:space="preserve"> + </w:t>
@@ -3560,7 +3560,7 @@
               <w:rPr>
                 <w:rFonts w:hint="eastAsia"/>
               </w:rPr>
-              <w:t xml:space="preserve">P29-30）</w:t>
+              <w:t xml:space="preserve">P30-31）</w:t>
             </w:r>
           </w:p>
         </w:tc>
@@ -3746,7 +3746,7 @@
               <w:rPr>
                 <w:rFonts w:hint="eastAsia"/>
               </w:rPr>
-              <w:t xml:space="preserve">梯子（P31</w:t>
+              <w:t xml:space="preserve">梯子（P32</w:t>
             </w:r>
             <w:r>
               <w:t xml:space="preserve"> 30 </w:t>
@@ -3758,7 +3758,7 @@
               <w:t xml:space="preserve">天习惯</w:t>
             </w:r>
             <w:r>
-              <w:t xml:space="preserve"> + P32 </w:t>
+              <w:t xml:space="preserve"> + P33 </w:t>
             </w:r>
             <w:r>
               <w:rPr>
@@ -5980,7 +5980,7 @@
         <w:rPr>
           <w:rFonts w:hint="eastAsia"/>
         </w:rPr>
-        <w:t xml:space="preserve">P33）：查交付物</w:t>
+        <w:t xml:space="preserve">P34）：查交付物</w:t>
       </w:r>
       <w:r>
         <w:t xml:space="preserve"> → </w:t>
@@ -6881,7 +6881,7 @@
               <w:pStyle w:val="Compact"/>
             </w:pPr>
             <w:r>
-              <w:t xml:space="preserve">P2-46 </w:t>
+              <w:t xml:space="preserve">P2-49 </w:t>
             </w:r>
             <w:r>
               <w:rPr>
@@ -7077,7 +7077,7 @@
                 <w:b/>
                 <w:bCs/>
               </w:rPr>
-              <w:t xml:space="preserve">PPT3 P7-32 </w:t>
+              <w:t xml:space="preserve">PPT3 P7-33 </w:t>
             </w:r>
             <w:r>
               <w:rPr>
@@ -7226,7 +7226,7 @@
               <w:pStyle w:val="Compact"/>
             </w:pPr>
             <w:r>
-              <w:t xml:space="preserve">PPT2 P26-34 </w:t>
+              <w:t xml:space="preserve">PPT2 P26-35 </w:t>
             </w:r>
             <w:r>
               <w:rPr>
@@ -7245,7 +7245,7 @@
                 <w:b/>
                 <w:bCs/>
               </w:rPr>
-              <w:t xml:space="preserve">PPT3 P33 </w:t>
+              <w:t xml:space="preserve">PPT3 P34 </w:t>
             </w:r>
             <w:r>
               <w:rPr>
@@ -7342,7 +7342,7 @@
               <w:rPr>
                 <w:rFonts w:hint="eastAsia"/>
               </w:rPr>
-              <w:t xml:space="preserve">通用基础_PPT1_v3.pptx（45</w:t>
+              <w:t xml:space="preserve">通用基础_PPT1_v3.pptx（48</w:t>
             </w:r>
             <w:r>
               <w:t xml:space="preserve"> </w:t>

--- a/企业AI培训_交付包/初级项目实战_完整交付包/07_讲师资源/三天班执行方案.docx
+++ b/企业AI培训_交付包/初级项目实战_完整交付包/07_讲师资源/三天班执行方案.docx
@@ -144,7 +144,7 @@
           <w:b/>
           <w:bCs/>
         </w:rPr>
-        <w:t xml:space="preserve">v3.0，48</w:t>
+        <w:t xml:space="preserve">v3.0，49</w:t>
       </w:r>
       <w:r>
         <w:rPr>
@@ -725,7 +725,7 @@
               <w:t xml:space="preserve"> </w:t>
             </w:r>
             <w:r>
-              <w:t xml:space="preserve">48 </w:t>
+              <w:t xml:space="preserve">49 </w:t>
             </w:r>
             <w:r>
               <w:rPr>
@@ -1092,7 +1092,7 @@
         <w:t xml:space="preserve">三、逐时程课表</w:t>
       </w:r>
     </w:p>
-    <w:bookmarkStart w:id="11" w:name="第-1-天-懂-aippt1-企业版-v3.048-页全讲"/>
+    <w:bookmarkStart w:id="11" w:name="第-1-天-懂-aippt1-企业版-v3.049-页全讲"/>
     <w:p>
       <w:pPr>
         <w:pStyle w:val="Heading3"/>
@@ -1146,7 +1146,7 @@
         <w:rPr>
           <w:rFonts w:hint="eastAsia"/>
         </w:rPr>
-        <w:t xml:space="preserve">v3.0，48</w:t>
+        <w:t xml:space="preserve">v3.0，49</w:t>
       </w:r>
       <w:r>
         <w:t xml:space="preserve"> </w:t>
@@ -1923,7 +1923,7 @@
               <w:rPr>
                 <w:rFonts w:hint="eastAsia"/>
               </w:rPr>
-              <w:t xml:space="preserve">章（P39-47）+</w:t>
+              <w:t xml:space="preserve">章（P39-48）+</w:t>
             </w:r>
             <w:r>
               <w:t xml:space="preserve"> </w:t>
@@ -1932,7 +1932,7 @@
               <w:rPr>
                 <w:rFonts w:hint="eastAsia"/>
               </w:rPr>
-              <w:t xml:space="preserve">收尾（P48）：四大风险</w:t>
+              <w:t xml:space="preserve">收尾（P49）：四大风险</w:t>
             </w:r>
             <w:r>
               <w:t xml:space="preserve"> / </w:t>
@@ -6881,7 +6881,7 @@
               <w:pStyle w:val="Compact"/>
             </w:pPr>
             <w:r>
-              <w:t xml:space="preserve">P2-49 </w:t>
+              <w:t xml:space="preserve">P2-50 </w:t>
             </w:r>
             <w:r>
               <w:rPr>
@@ -7342,7 +7342,7 @@
               <w:rPr>
                 <w:rFonts w:hint="eastAsia"/>
               </w:rPr>
-              <w:t xml:space="preserve">通用基础_PPT1_v3.pptx（48</w:t>
+              <w:t xml:space="preserve">通用基础_PPT1_v3.pptx（49</w:t>
             </w:r>
             <w:r>
               <w:t xml:space="preserve"> </w:t>

--- a/企业AI培训_交付包/初级项目实战_完整交付包/07_讲师资源/三天班执行方案.docx
+++ b/企业AI培训_交付包/初级项目实战_完整交付包/07_讲师资源/三天班执行方案.docx
@@ -144,7 +144,7 @@
           <w:b/>
           <w:bCs/>
         </w:rPr>
-        <w:t xml:space="preserve">v3.0，49</w:t>
+        <w:t xml:space="preserve">v3.4，51</w:t>
       </w:r>
       <w:r>
         <w:rPr>
@@ -725,7 +725,7 @@
               <w:t xml:space="preserve"> </w:t>
             </w:r>
             <w:r>
-              <w:t xml:space="preserve">49 </w:t>
+              <w:t xml:space="preserve">51 </w:t>
             </w:r>
             <w:r>
               <w:rPr>
@@ -740,7 +740,7 @@
               <w:rPr>
                 <w:rFonts w:hint="eastAsia"/>
               </w:rPr>
-              <w:t xml:space="preserve">v3.0）</w:t>
+              <w:t xml:space="preserve">v3.4）</w:t>
             </w:r>
           </w:p>
         </w:tc>
@@ -1092,7 +1092,7 @@
         <w:t xml:space="preserve">三、逐时程课表</w:t>
       </w:r>
     </w:p>
-    <w:bookmarkStart w:id="11" w:name="第-1-天-懂-aippt1-企业版-v3.049-页全讲"/>
+    <w:bookmarkStart w:id="11" w:name="第-1-天-懂-aippt1-企业版-v3.451-页全讲"/>
     <w:p>
       <w:pPr>
         <w:pStyle w:val="Heading3"/>
@@ -1146,7 +1146,7 @@
         <w:rPr>
           <w:rFonts w:hint="eastAsia"/>
         </w:rPr>
-        <w:t xml:space="preserve">v3.0，49</w:t>
+        <w:t xml:space="preserve">v3.4，51</w:t>
       </w:r>
       <w:r>
         <w:t xml:space="preserve"> </w:t>
@@ -6870,7 +6870,7 @@
                 <w:b/>
                 <w:bCs/>
               </w:rPr>
-              <w:t xml:space="preserve"> v3.0</w:t>
+              <w:t xml:space="preserve"> v3.4</w:t>
             </w:r>
           </w:p>
         </w:tc>
@@ -7342,7 +7342,7 @@
               <w:rPr>
                 <w:rFonts w:hint="eastAsia"/>
               </w:rPr>
-              <w:t xml:space="preserve">通用基础_PPT1_v3.pptx（49</w:t>
+              <w:t xml:space="preserve">通用基础_PPT1_v3.pptx（51</w:t>
             </w:r>
             <w:r>
               <w:t xml:space="preserve"> </w:t>
@@ -7360,7 +7360,7 @@
               <w:rPr>
                 <w:rFonts w:hint="eastAsia"/>
               </w:rPr>
-              <w:t xml:space="preserve">v3.0）</w:t>
+              <w:t xml:space="preserve">v3.4）</w:t>
             </w:r>
           </w:p>
         </w:tc>

--- a/企业AI培训_交付包/初级项目实战_完整交付包/07_讲师资源/三天班执行方案.docx
+++ b/企业AI培训_交付包/初级项目实战_完整交付包/07_讲师资源/三天班执行方案.docx
@@ -1710,7 +1710,7 @@
               <w:rPr>
                 <w:rFonts w:hint="eastAsia"/>
               </w:rPr>
-              <w:t xml:space="preserve">章（P24-34）：工具地图</w:t>
+              <w:t xml:space="preserve">章（P24-35）：工具地图</w:t>
             </w:r>
             <w:r>
               <w:t xml:space="preserve"> / </w:t>
@@ -1837,7 +1837,7 @@
               <w:rPr>
                 <w:rFonts w:hint="eastAsia"/>
               </w:rPr>
-              <w:t xml:space="preserve">章（P35-38）：Agent</w:t>
+              <w:t xml:space="preserve">章（P36-39）：Agent</w:t>
             </w:r>
             <w:r>
               <w:t xml:space="preserve"> / Agent vs Copilot / </w:t>
@@ -1923,7 +1923,7 @@
               <w:rPr>
                 <w:rFonts w:hint="eastAsia"/>
               </w:rPr>
-              <w:t xml:space="preserve">章（P39-48）+</w:t>
+              <w:t xml:space="preserve">章（P40-49）+</w:t>
             </w:r>
             <w:r>
               <w:t xml:space="preserve"> </w:t>
@@ -1932,7 +1932,7 @@
               <w:rPr>
                 <w:rFonts w:hint="eastAsia"/>
               </w:rPr>
-              <w:t xml:space="preserve">收尾（P49）：四大风险</w:t>
+              <w:t xml:space="preserve">收尾（P50）：四大风险</w:t>
             </w:r>
             <w:r>
               <w:t xml:space="preserve"> / </w:t>
@@ -3758,7 +3758,7 @@
               <w:t xml:space="preserve">天习惯</w:t>
             </w:r>
             <w:r>
-              <w:t xml:space="preserve"> + P33 </w:t>
+              <w:t xml:space="preserve"> + P34 </w:t>
             </w:r>
             <w:r>
               <w:rPr>

--- a/企业AI培训_交付包/初级项目实战_完整交付包/07_讲师资源/三天班执行方案.docx
+++ b/企业AI培训_交付包/初级项目实战_完整交付包/07_讲师资源/三天班执行方案.docx
@@ -144,7 +144,7 @@
           <w:b/>
           <w:bCs/>
         </w:rPr>
-        <w:t xml:space="preserve">v3.4，51</w:t>
+        <w:t xml:space="preserve">v3.6，53</w:t>
       </w:r>
       <w:r>
         <w:rPr>
@@ -725,7 +725,7 @@
               <w:t xml:space="preserve"> </w:t>
             </w:r>
             <w:r>
-              <w:t xml:space="preserve">51 </w:t>
+              <w:t xml:space="preserve">53 </w:t>
             </w:r>
             <w:r>
               <w:rPr>
@@ -740,7 +740,7 @@
               <w:rPr>
                 <w:rFonts w:hint="eastAsia"/>
               </w:rPr>
-              <w:t xml:space="preserve">v3.4）</w:t>
+              <w:t xml:space="preserve">v3.6）</w:t>
             </w:r>
           </w:p>
         </w:tc>
@@ -1092,7 +1092,7 @@
         <w:t xml:space="preserve">三、逐时程课表</w:t>
       </w:r>
     </w:p>
-    <w:bookmarkStart w:id="11" w:name="第-1-天-懂-aippt1-企业版-v3.451-页全讲"/>
+    <w:bookmarkStart w:id="11" w:name="第-1-天-懂-aippt1-企业版-v3.653-页全讲"/>
     <w:p>
       <w:pPr>
         <w:pStyle w:val="Heading3"/>
@@ -1146,7 +1146,7 @@
         <w:rPr>
           <w:rFonts w:hint="eastAsia"/>
         </w:rPr>
-        <w:t xml:space="preserve">v3.4，51</w:t>
+        <w:t xml:space="preserve">v3.6，53</w:t>
       </w:r>
       <w:r>
         <w:t xml:space="preserve"> </w:t>
@@ -1325,7 +1325,7 @@
               <w:rPr>
                 <w:rFonts w:hint="eastAsia"/>
               </w:rPr>
-              <w:t xml:space="preserve">章（P4-P11）：三个误区</w:t>
+              <w:t xml:space="preserve">章（P4-12）：三个误区</w:t>
             </w:r>
             <w:r>
               <w:t xml:space="preserve"> / AI </w:t>
@@ -1353,6 +1353,15 @@
                 <w:rFonts w:hint="eastAsia"/>
               </w:rPr>
               <w:t xml:space="preserve">家族树</w:t>
+            </w:r>
+            <w:r>
+              <w:t xml:space="preserve"> / 5 </w:t>
+            </w:r>
+            <w:r>
+              <w:rPr>
+                <w:rFonts w:hint="eastAsia"/>
+              </w:rPr>
+              <w:t xml:space="preserve">步从浅到深</w:t>
             </w:r>
             <w:r>
               <w:t xml:space="preserve"> / </w:t>
@@ -1449,7 +1458,7 @@
               <w:rPr>
                 <w:rFonts w:hint="eastAsia"/>
               </w:rPr>
-              <w:t xml:space="preserve">章（P12-18）：接话高手</w:t>
+              <w:t xml:space="preserve">章（P13-19）：接话高手</w:t>
             </w:r>
             <w:r>
               <w:t xml:space="preserve"> / </w:t>
@@ -1467,7 +1476,7 @@
               <w:rPr>
                 <w:rFonts w:hint="eastAsia"/>
               </w:rPr>
-              <w:t xml:space="preserve">上下文与幻觉</w:t>
+              <w:t xml:space="preserve">它不记得你</w:t>
             </w:r>
             <w:r>
               <w:t xml:space="preserve"> / </w:t>
@@ -1553,7 +1562,7 @@
               <w:rPr>
                 <w:rFonts w:hint="eastAsia"/>
               </w:rPr>
-              <w:t xml:space="preserve">章（P19-23）：五要素</w:t>
+              <w:t xml:space="preserve">章（P20-25）：五要素</w:t>
             </w:r>
             <w:r>
               <w:t xml:space="preserve"> / </w:t>
@@ -1599,6 +1608,24 @@
                 <w:rFonts w:hint="eastAsia"/>
               </w:rPr>
               <w:t xml:space="preserve">招</w:t>
+            </w:r>
+            <w:r>
+              <w:t xml:space="preserve"> / </w:t>
+            </w:r>
+            <w:r>
+              <w:rPr>
+                <w:rFonts w:hint="eastAsia"/>
+              </w:rPr>
+              <w:t xml:space="preserve">办公模板</w:t>
+            </w:r>
+            <w:r>
+              <w:t xml:space="preserve"> 5 </w:t>
+            </w:r>
+            <w:r>
+              <w:rPr>
+                <w:rFonts w:hint="eastAsia"/>
+              </w:rPr>
+              <w:t xml:space="preserve">卡</w:t>
             </w:r>
           </w:p>
         </w:tc>
@@ -1710,7 +1737,7 @@
               <w:rPr>
                 <w:rFonts w:hint="eastAsia"/>
               </w:rPr>
-              <w:t xml:space="preserve">章（P24-35）：工具地图</w:t>
+              <w:t xml:space="preserve">章（P26-37）：工具地图</w:t>
             </w:r>
             <w:r>
               <w:t xml:space="preserve"> / </w:t>
@@ -1728,6 +1755,15 @@
               <w:rPr>
                 <w:rFonts w:hint="eastAsia"/>
               </w:rPr>
+              <w:t xml:space="preserve">国外标杆</w:t>
+            </w:r>
+            <w:r>
+              <w:t xml:space="preserve"> / </w:t>
+            </w:r>
+            <w:r>
+              <w:rPr>
+                <w:rFonts w:hint="eastAsia"/>
+              </w:rPr>
               <w:t xml:space="preserve">成本</w:t>
             </w:r>
             <w:r>
@@ -1737,9 +1773,36 @@
               <w:rPr>
                 <w:rFonts w:hint="eastAsia"/>
               </w:rPr>
+              <w:t xml:space="preserve">省钱账</w:t>
+            </w:r>
+            <w:r>
+              <w:t xml:space="preserve"> / </w:t>
+            </w:r>
+            <w:r>
+              <w:rPr>
+                <w:rFonts w:hint="eastAsia"/>
+              </w:rPr>
               <w:t xml:space="preserve">三步上手</w:t>
             </w:r>
             <w:r>
+              <w:t xml:space="preserve"> / </w:t>
+            </w:r>
+            <w:r>
+              <w:rPr>
+                <w:rFonts w:hint="eastAsia"/>
+              </w:rPr>
+              <w:t xml:space="preserve">你的前</w:t>
+            </w:r>
+            <w:r>
+              <w:t xml:space="preserve"> 3 </w:t>
+            </w:r>
+            <w:r>
+              <w:rPr>
+                <w:rFonts w:hint="eastAsia"/>
+              </w:rPr>
+              <w:t xml:space="preserve">句话</w:t>
+            </w:r>
+            <w:r>
               <w:t xml:space="preserve"> / WorkBuddy / </w:t>
             </w:r>
             <w:r>
@@ -1776,32 +1839,48 @@
             </w:pPr>
             <w:r>
               <w:rPr>
-                <w:rFonts w:hint="eastAsia"/>
                 <w:b/>
                 <w:bCs/>
               </w:rPr>
-              <w:t xml:space="preserve">演示任务用</w:t>
-            </w:r>
-            <w:r>
-              <w:rPr>
+              <w:t xml:space="preserve">P33 </w:t>
+            </w:r>
+            <w:r>
+              <w:rPr>
+                <w:rFonts w:hint="eastAsia"/>
                 <w:b/>
                 <w:bCs/>
               </w:rPr>
-              <w:t xml:space="preserve"> A1 </w:t>
-            </w:r>
-            <w:r>
-              <w:rPr>
-                <w:rFonts w:hint="eastAsia"/>
+              <w:t xml:space="preserve">讲师带打</w:t>
+            </w:r>
+            <w:r>
+              <w:rPr>
                 <w:b/>
                 <w:bCs/>
               </w:rPr>
-              <w:t xml:space="preserve">周报方向</w:t>
-            </w:r>
-            <w:r>
-              <w:rPr>
-                <w:rFonts w:hint="eastAsia"/>
-              </w:rPr>
-              <w:t xml:space="preserve">；让学员跟着开账号；成本/标杆可压缩</w:t>
+              <w:t xml:space="preserve"> 5 </w:t>
+            </w:r>
+            <w:r>
+              <w:rPr>
+                <w:rFonts w:hint="eastAsia"/>
+                <w:b/>
+                <w:bCs/>
+              </w:rPr>
+              <w:t xml:space="preserve">分钟</w:t>
+            </w:r>
+            <w:r>
+              <w:rPr>
+                <w:rFonts w:hint="eastAsia"/>
+              </w:rPr>
+              <w:t xml:space="preserve">；演示任务用</w:t>
+            </w:r>
+            <w:r>
+              <w:t xml:space="preserve"> A1 </w:t>
+            </w:r>
+            <w:r>
+              <w:rPr>
+                <w:rFonts w:hint="eastAsia"/>
+              </w:rPr>
+              <w:t xml:space="preserve">周报方向；让学员跟着开账号；成本/标杆可压缩</w:t>
             </w:r>
           </w:p>
         </w:tc>
@@ -1837,7 +1916,7 @@
               <w:rPr>
                 <w:rFonts w:hint="eastAsia"/>
               </w:rPr>
-              <w:t xml:space="preserve">章（P36-39）：Agent</w:t>
+              <w:t xml:space="preserve">章（P38-41）：Agent</w:t>
             </w:r>
             <w:r>
               <w:t xml:space="preserve"> / Agent vs Copilot / </w:t>
@@ -1923,7 +2002,7 @@
               <w:rPr>
                 <w:rFonts w:hint="eastAsia"/>
               </w:rPr>
-              <w:t xml:space="preserve">章（P40-49）+</w:t>
+              <w:t xml:space="preserve">章（P42-52）+</w:t>
             </w:r>
             <w:r>
               <w:t xml:space="preserve"> </w:t>
@@ -1932,7 +2011,7 @@
               <w:rPr>
                 <w:rFonts w:hint="eastAsia"/>
               </w:rPr>
-              <w:t xml:space="preserve">收尾（P50）：四大风险</w:t>
+              <w:t xml:space="preserve">收尾（P53）：四大风险</w:t>
             </w:r>
             <w:r>
               <w:t xml:space="preserve"> / </w:t>
@@ -3746,25 +3825,52 @@
               <w:rPr>
                 <w:rFonts w:hint="eastAsia"/>
               </w:rPr>
-              <w:t xml:space="preserve">梯子（P32</w:t>
-            </w:r>
-            <w:r>
-              <w:t xml:space="preserve"> 30 </w:t>
-            </w:r>
-            <w:r>
-              <w:rPr>
-                <w:rFonts w:hint="eastAsia"/>
-              </w:rPr>
-              <w:t xml:space="preserve">天习惯</w:t>
-            </w:r>
-            <w:r>
-              <w:t xml:space="preserve"> + P34 </w:t>
-            </w:r>
-            <w:r>
-              <w:rPr>
-                <w:rFonts w:hint="eastAsia"/>
-              </w:rPr>
-              <w:t xml:space="preserve">三件套）</w:t>
+              <w:t xml:space="preserve">梯子（PPT1</w:t>
+            </w:r>
+            <w:r>
+              <w:t xml:space="preserve"> P51 </w:t>
+            </w:r>
+            <w:r>
+              <w:rPr>
+                <w:rFonts w:hint="eastAsia"/>
+              </w:rPr>
+              <w:t xml:space="preserve">落地</w:t>
+            </w:r>
+            <w:r>
+              <w:t xml:space="preserve"> 90 </w:t>
+            </w:r>
+            <w:r>
+              <w:rPr>
+                <w:rFonts w:hint="eastAsia"/>
+              </w:rPr>
+              <w:t xml:space="preserve">天</w:t>
+            </w:r>
+            <w:r>
+              <w:t xml:space="preserve"> </w:t>
+            </w:r>
+            <w:r>
+              <w:rPr>
+                <w:rFonts w:hint="eastAsia"/>
+              </w:rPr>
+              <w:t xml:space="preserve">+《课前小测与课后打卡单》30</w:t>
+            </w:r>
+            <w:r>
+              <w:t xml:space="preserve"> </w:t>
+            </w:r>
+            <w:r>
+              <w:rPr>
+                <w:rFonts w:hint="eastAsia"/>
+              </w:rPr>
+              <w:t xml:space="preserve">天打卡</w:t>
+            </w:r>
+            <w:r>
+              <w:t xml:space="preserve"> + </w:t>
+            </w:r>
+            <w:r>
+              <w:rPr>
+                <w:rFonts w:hint="eastAsia"/>
+              </w:rPr>
+              <w:t xml:space="preserve">项目验收三件套）</w:t>
             </w:r>
           </w:p>
         </w:tc>
@@ -6870,18 +6976,18 @@
                 <w:b/>
                 <w:bCs/>
               </w:rPr>
-              <w:t xml:space="preserve"> v3.4</w:t>
-            </w:r>
-          </w:p>
-        </w:tc>
-        <w:tc>
-          <w:tcPr/>
-          <w:p>
-            <w:pPr>
-              <w:pStyle w:val="Compact"/>
-            </w:pPr>
-            <w:r>
-              <w:t xml:space="preserve">P2-50 </w:t>
+              <w:t xml:space="preserve"> v3.6</w:t>
+            </w:r>
+          </w:p>
+        </w:tc>
+        <w:tc>
+          <w:tcPr/>
+          <w:p>
+            <w:pPr>
+              <w:pStyle w:val="Compact"/>
+            </w:pPr>
+            <w:r>
+              <w:t xml:space="preserve">P2-52 </w:t>
             </w:r>
             <w:r>
               <w:rPr>
@@ -7342,7 +7448,7 @@
               <w:rPr>
                 <w:rFonts w:hint="eastAsia"/>
               </w:rPr>
-              <w:t xml:space="preserve">通用基础_PPT1_v3.pptx（51</w:t>
+              <w:t xml:space="preserve">通用基础_PPT1_v3.pptx（53</w:t>
             </w:r>
             <w:r>
               <w:t xml:space="preserve"> </w:t>
@@ -7360,7 +7466,7 @@
               <w:rPr>
                 <w:rFonts w:hint="eastAsia"/>
               </w:rPr>
-              <w:t xml:space="preserve">v3.4）</w:t>
+              <w:t xml:space="preserve">v3.6）</w:t>
             </w:r>
           </w:p>
         </w:tc>
